--- a/tillsyn/A 57856-2025 tillsynsbegäran.docx
+++ b/tillsyn/A 57856-2025 tillsynsbegäran.docx
@@ -242,7 +242,7 @@
     <w:r>
       <w:tab/>
       <w:tab/>
-      <w:t>2025-11-21</w:t>
+      <w:t>2025-11-22</w:t>
       <w:br/>
       <w:br/>
     </w:r>

--- a/tillsyn/A 57856-2025 tillsynsbegäran.docx
+++ b/tillsyn/A 57856-2025 tillsynsbegäran.docx
@@ -242,7 +242,7 @@
     <w:r>
       <w:tab/>
       <w:tab/>
-      <w:t>2025-11-22</w:t>
+      <w:t>2025-11-23</w:t>
       <w:br/>
       <w:br/>
     </w:r>

--- a/tillsyn/A 57856-2025 tillsynsbegäran.docx
+++ b/tillsyn/A 57856-2025 tillsynsbegäran.docx
@@ -242,7 +242,7 @@
     <w:r>
       <w:tab/>
       <w:tab/>
-      <w:t>2025-11-23</w:t>
+      <w:t>2025-11-24</w:t>
       <w:br/>
       <w:br/>
     </w:r>

--- a/tillsyn/A 57856-2025 tillsynsbegäran.docx
+++ b/tillsyn/A 57856-2025 tillsynsbegäran.docx
@@ -242,7 +242,7 @@
     <w:r>
       <w:tab/>
       <w:tab/>
-      <w:t>2025-11-24</w:t>
+      <w:t>2025-11-25</w:t>
       <w:br/>
       <w:br/>
     </w:r>

--- a/tillsyn/A 57856-2025 tillsynsbegäran.docx
+++ b/tillsyn/A 57856-2025 tillsynsbegäran.docx
@@ -242,7 +242,7 @@
     <w:r>
       <w:tab/>
       <w:tab/>
-      <w:t>2025-11-25</w:t>
+      <w:t>2025-11-26</w:t>
       <w:br/>
       <w:br/>
     </w:r>

--- a/tillsyn/A 57856-2025 tillsynsbegäran.docx
+++ b/tillsyn/A 57856-2025 tillsynsbegäran.docx
@@ -242,7 +242,7 @@
     <w:r>
       <w:tab/>
       <w:tab/>
-      <w:t>2025-11-26</w:t>
+      <w:t>2025-11-27</w:t>
       <w:br/>
       <w:br/>
     </w:r>

--- a/tillsyn/A 57856-2025 tillsynsbegäran.docx
+++ b/tillsyn/A 57856-2025 tillsynsbegäran.docx
@@ -242,7 +242,7 @@
     <w:r>
       <w:tab/>
       <w:tab/>
-      <w:t>2025-11-27</w:t>
+      <w:t>2025-11-28</w:t>
       <w:br/>
       <w:br/>
     </w:r>

--- a/tillsyn/A 57856-2025 tillsynsbegäran.docx
+++ b/tillsyn/A 57856-2025 tillsynsbegäran.docx
@@ -242,7 +242,7 @@
     <w:r>
       <w:tab/>
       <w:tab/>
-      <w:t>2025-11-28</w:t>
+      <w:t>2025-11-29</w:t>
       <w:br/>
       <w:br/>
     </w:r>

--- a/tillsyn/A 57856-2025 tillsynsbegäran.docx
+++ b/tillsyn/A 57856-2025 tillsynsbegäran.docx
@@ -242,7 +242,7 @@
     <w:r>
       <w:tab/>
       <w:tab/>
-      <w:t>2025-11-29</w:t>
+      <w:t>2025-11-30</w:t>
       <w:br/>
       <w:br/>
     </w:r>

--- a/tillsyn/A 57856-2025 tillsynsbegäran.docx
+++ b/tillsyn/A 57856-2025 tillsynsbegäran.docx
@@ -242,7 +242,7 @@
     <w:r>
       <w:tab/>
       <w:tab/>
-      <w:t>2025-11-30</w:t>
+      <w:t>2025-12-01</w:t>
       <w:br/>
       <w:br/>
     </w:r>

--- a/tillsyn/A 57856-2025 tillsynsbegäran.docx
+++ b/tillsyn/A 57856-2025 tillsynsbegäran.docx
@@ -242,7 +242,7 @@
     <w:r>
       <w:tab/>
       <w:tab/>
-      <w:t>2025-12-01</w:t>
+      <w:t>2025-12-02</w:t>
       <w:br/>
       <w:br/>
     </w:r>

--- a/tillsyn/A 57856-2025 tillsynsbegäran.docx
+++ b/tillsyn/A 57856-2025 tillsynsbegäran.docx
@@ -242,7 +242,7 @@
     <w:r>
       <w:tab/>
       <w:tab/>
-      <w:t>2025-12-02</w:t>
+      <w:t>2025-12-03</w:t>
       <w:br/>
       <w:br/>
     </w:r>

--- a/tillsyn/A 57856-2025 tillsynsbegäran.docx
+++ b/tillsyn/A 57856-2025 tillsynsbegäran.docx
@@ -242,7 +242,7 @@
     <w:r>
       <w:tab/>
       <w:tab/>
-      <w:t>2025-12-03</w:t>
+      <w:t>2025-12-04</w:t>
       <w:br/>
       <w:br/>
     </w:r>

--- a/tillsyn/A 57856-2025 tillsynsbegäran.docx
+++ b/tillsyn/A 57856-2025 tillsynsbegäran.docx
@@ -242,7 +242,7 @@
     <w:r>
       <w:tab/>
       <w:tab/>
-      <w:t>2025-12-04</w:t>
+      <w:t>2025-12-05</w:t>
       <w:br/>
       <w:br/>
     </w:r>

--- a/tillsyn/A 57856-2025 tillsynsbegäran.docx
+++ b/tillsyn/A 57856-2025 tillsynsbegäran.docx
@@ -242,7 +242,7 @@
     <w:r>
       <w:tab/>
       <w:tab/>
-      <w:t>2025-12-05</w:t>
+      <w:t>2025-12-06</w:t>
       <w:br/>
       <w:br/>
     </w:r>

--- a/tillsyn/A 57856-2025 tillsynsbegäran.docx
+++ b/tillsyn/A 57856-2025 tillsynsbegäran.docx
@@ -242,7 +242,7 @@
     <w:r>
       <w:tab/>
       <w:tab/>
-      <w:t>2025-12-06</w:t>
+      <w:t>2025-12-07</w:t>
       <w:br/>
       <w:br/>
     </w:r>

--- a/tillsyn/A 57856-2025 tillsynsbegäran.docx
+++ b/tillsyn/A 57856-2025 tillsynsbegäran.docx
@@ -242,7 +242,7 @@
     <w:r>
       <w:tab/>
       <w:tab/>
-      <w:t>2025-12-07</w:t>
+      <w:t>2025-12-08</w:t>
       <w:br/>
       <w:br/>
     </w:r>

--- a/tillsyn/A 57856-2025 tillsynsbegäran.docx
+++ b/tillsyn/A 57856-2025 tillsynsbegäran.docx
@@ -242,7 +242,7 @@
     <w:r>
       <w:tab/>
       <w:tab/>
-      <w:t>2025-12-08</w:t>
+      <w:t>2025-12-09</w:t>
       <w:br/>
       <w:br/>
     </w:r>

--- a/tillsyn/A 57856-2025 tillsynsbegäran.docx
+++ b/tillsyn/A 57856-2025 tillsynsbegäran.docx
@@ -242,7 +242,7 @@
     <w:r>
       <w:tab/>
       <w:tab/>
-      <w:t>2025-12-09</w:t>
+      <w:t>2025-12-10</w:t>
       <w:br/>
       <w:br/>
     </w:r>

--- a/tillsyn/A 57856-2025 tillsynsbegäran.docx
+++ b/tillsyn/A 57856-2025 tillsynsbegäran.docx
@@ -242,7 +242,7 @@
     <w:r>
       <w:tab/>
       <w:tab/>
-      <w:t>2025-12-10</w:t>
+      <w:t>2025-12-11</w:t>
       <w:br/>
       <w:br/>
     </w:r>

--- a/tillsyn/A 57856-2025 tillsynsbegäran.docx
+++ b/tillsyn/A 57856-2025 tillsynsbegäran.docx
@@ -242,7 +242,7 @@
     <w:r>
       <w:tab/>
       <w:tab/>
-      <w:t>2025-12-11</w:t>
+      <w:t>2025-12-12</w:t>
       <w:br/>
       <w:br/>
     </w:r>

--- a/tillsyn/A 57856-2025 tillsynsbegäran.docx
+++ b/tillsyn/A 57856-2025 tillsynsbegäran.docx
@@ -242,7 +242,7 @@
     <w:r>
       <w:tab/>
       <w:tab/>
-      <w:t>2025-12-12</w:t>
+      <w:t>2025-12-13</w:t>
       <w:br/>
       <w:br/>
     </w:r>

--- a/tillsyn/A 57856-2025 tillsynsbegäran.docx
+++ b/tillsyn/A 57856-2025 tillsynsbegäran.docx
@@ -242,7 +242,7 @@
     <w:r>
       <w:tab/>
       <w:tab/>
-      <w:t>2025-12-19</w:t>
+      <w:t>2025-12-20</w:t>
       <w:br/>
       <w:br/>
     </w:r>

--- a/tillsyn/A 57856-2025 tillsynsbegäran.docx
+++ b/tillsyn/A 57856-2025 tillsynsbegäran.docx
@@ -242,7 +242,7 @@
     <w:r>
       <w:tab/>
       <w:tab/>
-      <w:t>2025-12-20</w:t>
+      <w:t>2025-12-21</w:t>
       <w:br/>
       <w:br/>
     </w:r>

--- a/tillsyn/A 57856-2025 tillsynsbegäran.docx
+++ b/tillsyn/A 57856-2025 tillsynsbegäran.docx
@@ -242,7 +242,7 @@
     <w:r>
       <w:tab/>
       <w:tab/>
-      <w:t>2025-12-21</w:t>
+      <w:t>2025-12-22</w:t>
       <w:br/>
       <w:br/>
     </w:r>

--- a/tillsyn/A 57856-2025 tillsynsbegäran.docx
+++ b/tillsyn/A 57856-2025 tillsynsbegäran.docx
@@ -242,7 +242,7 @@
     <w:r>
       <w:tab/>
       <w:tab/>
-      <w:t>2025-12-22</w:t>
+      <w:t>2025-12-26</w:t>
       <w:br/>
       <w:br/>
     </w:r>

--- a/tillsyn/A 57856-2025 tillsynsbegäran.docx
+++ b/tillsyn/A 57856-2025 tillsynsbegäran.docx
@@ -242,7 +242,7 @@
     <w:r>
       <w:tab/>
       <w:tab/>
-      <w:t>2025-12-26</w:t>
+      <w:t>2025-12-28</w:t>
       <w:br/>
       <w:br/>
     </w:r>

--- a/tillsyn/A 57856-2025 tillsynsbegäran.docx
+++ b/tillsyn/A 57856-2025 tillsynsbegäran.docx
@@ -242,7 +242,7 @@
     <w:r>
       <w:tab/>
       <w:tab/>
-      <w:t>2025-12-28</w:t>
+      <w:t>2025-12-29</w:t>
       <w:br/>
       <w:br/>
     </w:r>

--- a/tillsyn/A 57856-2025 tillsynsbegäran.docx
+++ b/tillsyn/A 57856-2025 tillsynsbegäran.docx
@@ -242,7 +242,7 @@
     <w:r>
       <w:tab/>
       <w:tab/>
-      <w:t>2025-12-29</w:t>
+      <w:t>2025-12-30</w:t>
       <w:br/>
       <w:br/>
     </w:r>

--- a/tillsyn/A 57856-2025 tillsynsbegäran.docx
+++ b/tillsyn/A 57856-2025 tillsynsbegäran.docx
@@ -242,7 +242,7 @@
     <w:r>
       <w:tab/>
       <w:tab/>
-      <w:t>2025-12-30</w:t>
+      <w:t>2025-12-31</w:t>
       <w:br/>
       <w:br/>
     </w:r>

--- a/tillsyn/A 57856-2025 tillsynsbegäran.docx
+++ b/tillsyn/A 57856-2025 tillsynsbegäran.docx
@@ -242,7 +242,7 @@
     <w:r>
       <w:tab/>
       <w:tab/>
-      <w:t>2026-01-07</w:t>
+      <w:t>2026-01-08</w:t>
       <w:br/>
       <w:br/>
     </w:r>

--- a/tillsyn/A 57856-2025 tillsynsbegäran.docx
+++ b/tillsyn/A 57856-2025 tillsynsbegäran.docx
@@ -242,7 +242,7 @@
     <w:r>
       <w:tab/>
       <w:tab/>
-      <w:t>2026-01-08</w:t>
+      <w:t>2026-01-09</w:t>
       <w:br/>
       <w:br/>
     </w:r>

--- a/tillsyn/A 57856-2025 tillsynsbegäran.docx
+++ b/tillsyn/A 57856-2025 tillsynsbegäran.docx
@@ -242,7 +242,7 @@
     <w:r>
       <w:tab/>
       <w:tab/>
-      <w:t>2026-01-09</w:t>
+      <w:t>2026-01-10</w:t>
       <w:br/>
       <w:br/>
     </w:r>

--- a/tillsyn/A 57856-2025 tillsynsbegäran.docx
+++ b/tillsyn/A 57856-2025 tillsynsbegäran.docx
@@ -242,7 +242,7 @@
     <w:r>
       <w:tab/>
       <w:tab/>
-      <w:t>2026-01-10</w:t>
+      <w:t>2026-01-11</w:t>
       <w:br/>
       <w:br/>
     </w:r>

--- a/tillsyn/A 57856-2025 tillsynsbegäran.docx
+++ b/tillsyn/A 57856-2025 tillsynsbegäran.docx
@@ -242,7 +242,7 @@
     <w:r>
       <w:tab/>
       <w:tab/>
-      <w:t>2026-01-11</w:t>
+      <w:t>2026-01-12</w:t>
       <w:br/>
       <w:br/>
     </w:r>

--- a/tillsyn/A 57856-2025 tillsynsbegäran.docx
+++ b/tillsyn/A 57856-2025 tillsynsbegäran.docx
@@ -242,7 +242,7 @@
     <w:r>
       <w:tab/>
       <w:tab/>
-      <w:t>2026-01-12</w:t>
+      <w:t>2026-01-13</w:t>
       <w:br/>
       <w:br/>
     </w:r>

--- a/tillsyn/A 57856-2025 tillsynsbegäran.docx
+++ b/tillsyn/A 57856-2025 tillsynsbegäran.docx
@@ -242,7 +242,7 @@
     <w:r>
       <w:tab/>
       <w:tab/>
-      <w:t>2026-01-13</w:t>
+      <w:t>2026-01-14</w:t>
       <w:br/>
       <w:br/>
     </w:r>

--- a/tillsyn/A 57856-2025 tillsynsbegäran.docx
+++ b/tillsyn/A 57856-2025 tillsynsbegäran.docx
@@ -242,7 +242,7 @@
     <w:r>
       <w:tab/>
       <w:tab/>
-      <w:t>2026-01-14</w:t>
+      <w:t>2026-01-15</w:t>
       <w:br/>
       <w:br/>
     </w:r>

--- a/tillsyn/A 57856-2025 tillsynsbegäran.docx
+++ b/tillsyn/A 57856-2025 tillsynsbegäran.docx
@@ -242,7 +242,7 @@
     <w:r>
       <w:tab/>
       <w:tab/>
-      <w:t>2026-01-15</w:t>
+      <w:t>2026-01-16</w:t>
       <w:br/>
       <w:br/>
     </w:r>

--- a/tillsyn/A 57856-2025 tillsynsbegäran.docx
+++ b/tillsyn/A 57856-2025 tillsynsbegäran.docx
@@ -242,7 +242,7 @@
     <w:r>
       <w:tab/>
       <w:tab/>
-      <w:t>2026-01-16</w:t>
+      <w:t>2026-01-17</w:t>
       <w:br/>
       <w:br/>
     </w:r>

--- a/tillsyn/A 57856-2025 tillsynsbegäran.docx
+++ b/tillsyn/A 57856-2025 tillsynsbegäran.docx
@@ -242,7 +242,7 @@
     <w:r>
       <w:tab/>
       <w:tab/>
-      <w:t>2026-01-17</w:t>
+      <w:t>2026-01-18</w:t>
       <w:br/>
       <w:br/>
     </w:r>

--- a/tillsyn/A 57856-2025 tillsynsbegäran.docx
+++ b/tillsyn/A 57856-2025 tillsynsbegäran.docx
@@ -242,7 +242,7 @@
     <w:r>
       <w:tab/>
       <w:tab/>
-      <w:t>2026-01-18</w:t>
+      <w:t>2026-01-19</w:t>
       <w:br/>
       <w:br/>
     </w:r>

--- a/tillsyn/A 57856-2025 tillsynsbegäran.docx
+++ b/tillsyn/A 57856-2025 tillsynsbegäran.docx
@@ -242,7 +242,7 @@
     <w:r>
       <w:tab/>
       <w:tab/>
-      <w:t>2026-01-19</w:t>
+      <w:t>2026-01-20</w:t>
       <w:br/>
       <w:br/>
     </w:r>

--- a/tillsyn/A 57856-2025 tillsynsbegäran.docx
+++ b/tillsyn/A 57856-2025 tillsynsbegäran.docx
@@ -242,7 +242,7 @@
     <w:r>
       <w:tab/>
       <w:tab/>
-      <w:t>2026-01-20</w:t>
+      <w:t>2026-01-21</w:t>
       <w:br/>
       <w:br/>
     </w:r>

--- a/tillsyn/A 57856-2025 tillsynsbegäran.docx
+++ b/tillsyn/A 57856-2025 tillsynsbegäran.docx
@@ -242,7 +242,7 @@
     <w:r>
       <w:tab/>
       <w:tab/>
-      <w:t>2026-01-21</w:t>
+      <w:t>2026-01-23</w:t>
       <w:br/>
       <w:br/>
     </w:r>

--- a/tillsyn/A 57856-2025 tillsynsbegäran.docx
+++ b/tillsyn/A 57856-2025 tillsynsbegäran.docx
@@ -242,7 +242,7 @@
     <w:r>
       <w:tab/>
       <w:tab/>
-      <w:t>2026-01-23</w:t>
+      <w:t>2026-01-24</w:t>
       <w:br/>
       <w:br/>
     </w:r>

--- a/tillsyn/A 57856-2025 tillsynsbegäran.docx
+++ b/tillsyn/A 57856-2025 tillsynsbegäran.docx
@@ -242,7 +242,7 @@
     <w:r>
       <w:tab/>
       <w:tab/>
-      <w:t>2026-01-24</w:t>
+      <w:t>2026-01-25</w:t>
       <w:br/>
       <w:br/>
     </w:r>

--- a/tillsyn/A 57856-2025 tillsynsbegäran.docx
+++ b/tillsyn/A 57856-2025 tillsynsbegäran.docx
@@ -242,7 +242,7 @@
     <w:r>
       <w:tab/>
       <w:tab/>
-      <w:t>2026-01-25</w:t>
+      <w:t>2026-01-26</w:t>
       <w:br/>
       <w:br/>
     </w:r>

--- a/tillsyn/A 57856-2025 tillsynsbegäran.docx
+++ b/tillsyn/A 57856-2025 tillsynsbegäran.docx
@@ -242,7 +242,7 @@
     <w:r>
       <w:tab/>
       <w:tab/>
-      <w:t>2026-01-26</w:t>
+      <w:t>2026-01-27</w:t>
       <w:br/>
       <w:br/>
     </w:r>

--- a/tillsyn/A 57856-2025 tillsynsbegäran.docx
+++ b/tillsyn/A 57856-2025 tillsynsbegäran.docx
@@ -242,7 +242,7 @@
     <w:r>
       <w:tab/>
       <w:tab/>
-      <w:t>2026-01-27</w:t>
+      <w:t>2026-01-28</w:t>
       <w:br/>
       <w:br/>
     </w:r>

--- a/tillsyn/A 57856-2025 tillsynsbegäran.docx
+++ b/tillsyn/A 57856-2025 tillsynsbegäran.docx
@@ -98,7 +98,16 @@
         <w:t>Tibast</w:t>
       </w:r>
       <w:r>
-        <w:t xml:space="preserve"> är en kalkgynnad buske som växer på mullrik, frisk eller svagt fuktig mark, exempelvis i gamla kalkgranskogar, lövträdslundar, varma källpåverkade sluttningar och exklusiva biotoper kopplade till vattendrag. Förekomster i gammal skog visar på höga naturvärden och bör alltid noteras i samband med naturvärdesinventeringar. Tibast är värdväxt för de två fjärilsarterna större tibastmal och brun tibastmal (CR) (SLU Artdatabanken, 2024; Nitare &amp; Skogsstyrelsen, 2019).</w:t>
+        <w:t xml:space="preserve"> är en kalkgynnad buske som växer på mullrik, frisk eller svagt fuktig mark, exempelvis i gamla kalkgranskogar, lövträdslundar, varma källpåverkade sluttningar och exklusiva biotoper kopplade till vattendrag. Förekomster i gammal skog visar på höga naturvärden och bör alltid noteras i samband med naturvärdesinventeringar. Tibast är typisk art för </w:t>
+      </w:r>
+      <w:r>
+        <w:rPr>
+          <w:i/>
+        </w:rPr>
+        <w:t>9050 Näringsrik granskog</w:t>
+      </w:r>
+      <w:r>
+        <w:t xml:space="preserve"> och värdväxt för de två fjärilsarterna större tibastmal och brun tibastmal (CR) (SLU Artdatabanken, 2024; Nitare &amp; Skogsstyrelsen, 2019).</w:t>
       </w:r>
     </w:p>
     <w:p>
@@ -242,7 +251,7 @@
     <w:r>
       <w:tab/>
       <w:tab/>
-      <w:t>2026-01-28</w:t>
+      <w:t>2026-01-29</w:t>
       <w:br/>
       <w:br/>
     </w:r>

--- a/tillsyn/A 57856-2025 tillsynsbegäran.docx
+++ b/tillsyn/A 57856-2025 tillsynsbegäran.docx
@@ -251,7 +251,7 @@
     <w:r>
       <w:tab/>
       <w:tab/>
-      <w:t>2026-01-29</w:t>
+      <w:t>2026-01-30</w:t>
       <w:br/>
       <w:br/>
     </w:r>

--- a/tillsyn/A 57856-2025 tillsynsbegäran.docx
+++ b/tillsyn/A 57856-2025 tillsynsbegäran.docx
@@ -251,7 +251,7 @@
     <w:r>
       <w:tab/>
       <w:tab/>
-      <w:t>2026-01-30</w:t>
+      <w:t>2026-01-31</w:t>
       <w:br/>
       <w:br/>
     </w:r>

--- a/tillsyn/A 57856-2025 tillsynsbegäran.docx
+++ b/tillsyn/A 57856-2025 tillsynsbegäran.docx
@@ -251,7 +251,7 @@
     <w:r>
       <w:tab/>
       <w:tab/>
-      <w:t>2026-02-28</w:t>
+      <w:t>2026-03-01</w:t>
       <w:br/>
       <w:br/>
     </w:r>

--- a/tillsyn/A 57856-2025 tillsynsbegäran.docx
+++ b/tillsyn/A 57856-2025 tillsynsbegäran.docx
@@ -251,7 +251,7 @@
     <w:r>
       <w:tab/>
       <w:tab/>
-      <w:t>2026-03-01</w:t>
+      <w:t>2026-03-02</w:t>
       <w:br/>
       <w:br/>
     </w:r>

--- a/tillsyn/A 57856-2025 tillsynsbegäran.docx
+++ b/tillsyn/A 57856-2025 tillsynsbegäran.docx
@@ -251,7 +251,7 @@
     <w:r>
       <w:tab/>
       <w:tab/>
-      <w:t>2026-03-02</w:t>
+      <w:t>2026-03-03</w:t>
       <w:br/>
       <w:br/>
     </w:r>

--- a/tillsyn/A 57856-2025 tillsynsbegäran.docx
+++ b/tillsyn/A 57856-2025 tillsynsbegäran.docx
@@ -251,7 +251,7 @@
     <w:r>
       <w:tab/>
       <w:tab/>
-      <w:t>2026-03-03</w:t>
+      <w:t>2026-03-04</w:t>
       <w:br/>
       <w:br/>
     </w:r>

--- a/tillsyn/A 57856-2025 tillsynsbegäran.docx
+++ b/tillsyn/A 57856-2025 tillsynsbegäran.docx
@@ -251,7 +251,7 @@
     <w:r>
       <w:tab/>
       <w:tab/>
-      <w:t>2026-03-04</w:t>
+      <w:t>2026-03-05</w:t>
       <w:br/>
       <w:br/>
     </w:r>

--- a/tillsyn/A 57856-2025 tillsynsbegäran.docx
+++ b/tillsyn/A 57856-2025 tillsynsbegäran.docx
@@ -251,7 +251,7 @@
     <w:r>
       <w:tab/>
       <w:tab/>
-      <w:t>2026-03-05</w:t>
+      <w:t>2026-03-06</w:t>
       <w:br/>
       <w:br/>
     </w:r>

--- a/tillsyn/A 57856-2025 tillsynsbegäran.docx
+++ b/tillsyn/A 57856-2025 tillsynsbegäran.docx
@@ -251,7 +251,7 @@
     <w:r>
       <w:tab/>
       <w:tab/>
-      <w:t>2026-03-06</w:t>
+      <w:t>2026-03-07</w:t>
       <w:br/>
       <w:br/>
     </w:r>

--- a/tillsyn/A 57856-2025 tillsynsbegäran.docx
+++ b/tillsyn/A 57856-2025 tillsynsbegäran.docx
@@ -251,7 +251,7 @@
     <w:r>
       <w:tab/>
       <w:tab/>
-      <w:t>2026-03-13</w:t>
+      <w:t>2026-03-16</w:t>
       <w:br/>
       <w:br/>
     </w:r>

--- a/tillsyn/A 57856-2025 tillsynsbegäran.docx
+++ b/tillsyn/A 57856-2025 tillsynsbegäran.docx
@@ -251,7 +251,7 @@
     <w:r>
       <w:tab/>
       <w:tab/>
-      <w:t>2026-03-16</w:t>
+      <w:t>2026-03-17</w:t>
       <w:br/>
       <w:br/>
     </w:r>

--- a/tillsyn/A 57856-2025 tillsynsbegäran.docx
+++ b/tillsyn/A 57856-2025 tillsynsbegäran.docx
@@ -251,7 +251,7 @@
     <w:r>
       <w:tab/>
       <w:tab/>
-      <w:t>2026-03-17</w:t>
+      <w:t>2026-03-18</w:t>
       <w:br/>
       <w:br/>
     </w:r>

--- a/tillsyn/A 57856-2025 tillsynsbegäran.docx
+++ b/tillsyn/A 57856-2025 tillsynsbegäran.docx
@@ -251,7 +251,7 @@
     <w:r>
       <w:tab/>
       <w:tab/>
-      <w:t>2026-03-18</w:t>
+      <w:t>2026-03-19</w:t>
       <w:br/>
       <w:br/>
     </w:r>

--- a/tillsyn/A 57856-2025 tillsynsbegäran.docx
+++ b/tillsyn/A 57856-2025 tillsynsbegäran.docx
@@ -251,7 +251,7 @@
     <w:r>
       <w:tab/>
       <w:tab/>
-      <w:t>2026-03-19</w:t>
+      <w:t>2026-03-20</w:t>
       <w:br/>
       <w:br/>
     </w:r>

--- a/tillsyn/A 57856-2025 tillsynsbegäran.docx
+++ b/tillsyn/A 57856-2025 tillsynsbegäran.docx
@@ -251,7 +251,7 @@
     <w:r>
       <w:tab/>
       <w:tab/>
-      <w:t>2026-03-20</w:t>
+      <w:t>2026-03-21</w:t>
       <w:br/>
       <w:br/>
     </w:r>

--- a/tillsyn/A 57856-2025 tillsynsbegäran.docx
+++ b/tillsyn/A 57856-2025 tillsynsbegäran.docx
@@ -251,7 +251,7 @@
     <w:r>
       <w:tab/>
       <w:tab/>
-      <w:t>2026-03-21</w:t>
+      <w:t>2026-03-22</w:t>
       <w:br/>
       <w:br/>
     </w:r>

--- a/tillsyn/A 57856-2025 tillsynsbegäran.docx
+++ b/tillsyn/A 57856-2025 tillsynsbegäran.docx
@@ -251,7 +251,7 @@
     <w:r>
       <w:tab/>
       <w:tab/>
-      <w:t>2026-03-22</w:t>
+      <w:t>2026-03-23</w:t>
       <w:br/>
       <w:br/>
     </w:r>

--- a/tillsyn/A 57856-2025 tillsynsbegäran.docx
+++ b/tillsyn/A 57856-2025 tillsynsbegäran.docx
@@ -251,7 +251,7 @@
     <w:r>
       <w:tab/>
       <w:tab/>
-      <w:t>2026-03-23</w:t>
+      <w:t>2026-03-24</w:t>
       <w:br/>
       <w:br/>
     </w:r>

--- a/tillsyn/A 57856-2025 tillsynsbegäran.docx
+++ b/tillsyn/A 57856-2025 tillsynsbegäran.docx
@@ -251,7 +251,7 @@
     <w:r>
       <w:tab/>
       <w:tab/>
-      <w:t>2026-03-24</w:t>
+      <w:t>2026-03-25</w:t>
       <w:br/>
       <w:br/>
     </w:r>

--- a/tillsyn/A 57856-2025 tillsynsbegäran.docx
+++ b/tillsyn/A 57856-2025 tillsynsbegäran.docx
@@ -251,7 +251,7 @@
     <w:r>
       <w:tab/>
       <w:tab/>
-      <w:t>2026-03-25</w:t>
+      <w:t>2026-03-26</w:t>
       <w:br/>
       <w:br/>
     </w:r>

--- a/tillsyn/A 57856-2025 tillsynsbegäran.docx
+++ b/tillsyn/A 57856-2025 tillsynsbegäran.docx
@@ -251,7 +251,7 @@
     <w:r>
       <w:tab/>
       <w:tab/>
-      <w:t>2026-03-26</w:t>
+      <w:t>2026-03-27</w:t>
       <w:br/>
       <w:br/>
     </w:r>

--- a/tillsyn/A 57856-2025 tillsynsbegäran.docx
+++ b/tillsyn/A 57856-2025 tillsynsbegäran.docx
@@ -251,7 +251,7 @@
     <w:r>
       <w:tab/>
       <w:tab/>
-      <w:t>2026-03-27</w:t>
+      <w:t>2026-03-28</w:t>
       <w:br/>
       <w:br/>
     </w:r>

--- a/tillsyn/A 57856-2025 tillsynsbegäran.docx
+++ b/tillsyn/A 57856-2025 tillsynsbegäran.docx
@@ -251,7 +251,7 @@
     <w:r>
       <w:tab/>
       <w:tab/>
-      <w:t>2026-03-28</w:t>
+      <w:t>2026-03-29</w:t>
       <w:br/>
       <w:br/>
     </w:r>

--- a/tillsyn/A 57856-2025 tillsynsbegäran.docx
+++ b/tillsyn/A 57856-2025 tillsynsbegäran.docx
@@ -251,7 +251,7 @@
     <w:r>
       <w:tab/>
       <w:tab/>
-      <w:t>2026-03-29</w:t>
+      <w:t>2026-03-30</w:t>
       <w:br/>
       <w:br/>
     </w:r>

--- a/tillsyn/A 57856-2025 tillsynsbegäran.docx
+++ b/tillsyn/A 57856-2025 tillsynsbegäran.docx
@@ -251,7 +251,7 @@
     <w:r>
       <w:tab/>
       <w:tab/>
-      <w:t>2026-03-30</w:t>
+      <w:t>2026-03-31</w:t>
       <w:br/>
       <w:br/>
     </w:r>

--- a/tillsyn/A 57856-2025 tillsynsbegäran.docx
+++ b/tillsyn/A 57856-2025 tillsynsbegäran.docx
@@ -251,7 +251,7 @@
     <w:r>
       <w:tab/>
       <w:tab/>
-      <w:t>2026-03-31</w:t>
+      <w:t>2026-04-01</w:t>
       <w:br/>
       <w:br/>
     </w:r>

--- a/tillsyn/A 57856-2025 tillsynsbegäran.docx
+++ b/tillsyn/A 57856-2025 tillsynsbegäran.docx
@@ -251,7 +251,7 @@
     <w:r>
       <w:tab/>
       <w:tab/>
-      <w:t>2026-04-01</w:t>
+      <w:t>2026-04-02</w:t>
       <w:br/>
       <w:br/>
     </w:r>

--- a/tillsyn/A 57856-2025 tillsynsbegäran.docx
+++ b/tillsyn/A 57856-2025 tillsynsbegäran.docx
@@ -251,7 +251,7 @@
     <w:r>
       <w:tab/>
       <w:tab/>
-      <w:t>2026-04-02</w:t>
+      <w:t>2026-04-03</w:t>
       <w:br/>
       <w:br/>
     </w:r>

--- a/tillsyn/A 57856-2025 tillsynsbegäran.docx
+++ b/tillsyn/A 57856-2025 tillsynsbegäran.docx
@@ -251,7 +251,7 @@
     <w:r>
       <w:tab/>
       <w:tab/>
-      <w:t>2026-04-03</w:t>
+      <w:t>2026-04-04</w:t>
       <w:br/>
       <w:br/>
     </w:r>

--- a/tillsyn/A 57856-2025 tillsynsbegäran.docx
+++ b/tillsyn/A 57856-2025 tillsynsbegäran.docx
@@ -251,7 +251,7 @@
     <w:r>
       <w:tab/>
       <w:tab/>
-      <w:t>2026-04-04</w:t>
+      <w:t>2026-04-05</w:t>
       <w:br/>
       <w:br/>
     </w:r>

--- a/tillsyn/A 57856-2025 tillsynsbegäran.docx
+++ b/tillsyn/A 57856-2025 tillsynsbegäran.docx
@@ -251,7 +251,7 @@
     <w:r>
       <w:tab/>
       <w:tab/>
-      <w:t>2026-04-05</w:t>
+      <w:t>2026-04-06</w:t>
       <w:br/>
       <w:br/>
     </w:r>

--- a/tillsyn/A 57856-2025 tillsynsbegäran.docx
+++ b/tillsyn/A 57856-2025 tillsynsbegäran.docx
@@ -251,7 +251,7 @@
     <w:r>
       <w:tab/>
       <w:tab/>
-      <w:t>2026-04-06</w:t>
+      <w:t>2026-04-07</w:t>
       <w:br/>
       <w:br/>
     </w:r>

--- a/tillsyn/A 57856-2025 tillsynsbegäran.docx
+++ b/tillsyn/A 57856-2025 tillsynsbegäran.docx
@@ -251,7 +251,7 @@
     <w:r>
       <w:tab/>
       <w:tab/>
-      <w:t>2026-04-07</w:t>
+      <w:t>2026-04-08</w:t>
       <w:br/>
       <w:br/>
     </w:r>

--- a/tillsyn/A 57856-2025 tillsynsbegäran.docx
+++ b/tillsyn/A 57856-2025 tillsynsbegäran.docx
@@ -251,7 +251,7 @@
     <w:r>
       <w:tab/>
       <w:tab/>
-      <w:t>2026-04-08</w:t>
+      <w:t>2026-04-09</w:t>
       <w:br/>
       <w:br/>
     </w:r>

--- a/tillsyn/A 57856-2025 tillsynsbegäran.docx
+++ b/tillsyn/A 57856-2025 tillsynsbegäran.docx
@@ -251,7 +251,7 @@
     <w:r>
       <w:tab/>
       <w:tab/>
-      <w:t>2026-04-09</w:t>
+      <w:t>2026-04-10</w:t>
       <w:br/>
       <w:br/>
     </w:r>

--- a/tillsyn/A 57856-2025 tillsynsbegäran.docx
+++ b/tillsyn/A 57856-2025 tillsynsbegäran.docx
@@ -251,7 +251,7 @@
     <w:r>
       <w:tab/>
       <w:tab/>
-      <w:t>2026-04-10</w:t>
+      <w:t>2026-04-11</w:t>
       <w:br/>
       <w:br/>
     </w:r>

--- a/tillsyn/A 57856-2025 tillsynsbegäran.docx
+++ b/tillsyn/A 57856-2025 tillsynsbegäran.docx
@@ -251,7 +251,7 @@
     <w:r>
       <w:tab/>
       <w:tab/>
-      <w:t>2026-05-16</w:t>
+      <w:t>2026-05-17</w:t>
       <w:br/>
       <w:br/>
     </w:r>

--- a/tillsyn/A 57856-2025 tillsynsbegäran.docx
+++ b/tillsyn/A 57856-2025 tillsynsbegäran.docx
@@ -251,7 +251,7 @@
     <w:r>
       <w:tab/>
       <w:tab/>
-      <w:t>2026-05-17</w:t>
+      <w:t>2026-05-18</w:t>
       <w:br/>
       <w:br/>
     </w:r>

--- a/tillsyn/A 57856-2025 tillsynsbegäran.docx
+++ b/tillsyn/A 57856-2025 tillsynsbegäran.docx
@@ -251,7 +251,7 @@
     <w:r>
       <w:tab/>
       <w:tab/>
-      <w:t>2026-05-18</w:t>
+      <w:t>2026-05-19</w:t>
       <w:br/>
       <w:br/>
     </w:r>

--- a/tillsyn/A 57856-2025 tillsynsbegäran.docx
+++ b/tillsyn/A 57856-2025 tillsynsbegäran.docx
@@ -251,7 +251,7 @@
     <w:r>
       <w:tab/>
       <w:tab/>
-      <w:t>2026-05-19</w:t>
+      <w:t>2026-05-20</w:t>
       <w:br/>
       <w:br/>
     </w:r>

--- a/tillsyn/A 57856-2025 tillsynsbegäran.docx
+++ b/tillsyn/A 57856-2025 tillsynsbegäran.docx
@@ -251,7 +251,7 @@
     <w:r>
       <w:tab/>
       <w:tab/>
-      <w:t>2026-05-20</w:t>
+      <w:t>2026-05-21</w:t>
       <w:br/>
       <w:br/>
     </w:r>

--- a/tillsyn/A 57856-2025 tillsynsbegäran.docx
+++ b/tillsyn/A 57856-2025 tillsynsbegäran.docx
@@ -251,7 +251,7 @@
     <w:r>
       <w:tab/>
       <w:tab/>
-      <w:t>2026-05-21</w:t>
+      <w:t>2026-05-22</w:t>
       <w:br/>
       <w:br/>
     </w:r>

--- a/tillsyn/A 57856-2025 tillsynsbegäran.docx
+++ b/tillsyn/A 57856-2025 tillsynsbegäran.docx
@@ -251,7 +251,7 @@
     <w:r>
       <w:tab/>
       <w:tab/>
-      <w:t>2026-05-22</w:t>
+      <w:t>2026-05-23</w:t>
       <w:br/>
       <w:br/>
     </w:r>

--- a/tillsyn/A 57856-2025 tillsynsbegäran.docx
+++ b/tillsyn/A 57856-2025 tillsynsbegäran.docx
@@ -251,7 +251,7 @@
     <w:r>
       <w:tab/>
       <w:tab/>
-      <w:t>2026-05-23</w:t>
+      <w:t>2026-05-24</w:t>
       <w:br/>
       <w:br/>
     </w:r>

--- a/tillsyn/A 57856-2025 tillsynsbegäran.docx
+++ b/tillsyn/A 57856-2025 tillsynsbegäran.docx
@@ -251,7 +251,7 @@
     <w:r>
       <w:tab/>
       <w:tab/>
-      <w:t>2026-05-24</w:t>
+      <w:t>2026-05-25</w:t>
       <w:br/>
       <w:br/>
     </w:r>

--- a/tillsyn/A 57856-2025 tillsynsbegäran.docx
+++ b/tillsyn/A 57856-2025 tillsynsbegäran.docx
@@ -251,7 +251,7 @@
     <w:r>
       <w:tab/>
       <w:tab/>
-      <w:t>2026-05-25</w:t>
+      <w:t>2026-05-26</w:t>
       <w:br/>
       <w:br/>
     </w:r>

--- a/tillsyn/A 57856-2025 tillsynsbegäran.docx
+++ b/tillsyn/A 57856-2025 tillsynsbegäran.docx
@@ -251,7 +251,7 @@
     <w:r>
       <w:tab/>
       <w:tab/>
-      <w:t>2026-05-26</w:t>
+      <w:t>2026-05-27</w:t>
       <w:br/>
       <w:br/>
     </w:r>

--- a/tillsyn/A 57856-2025 tillsynsbegäran.docx
+++ b/tillsyn/A 57856-2025 tillsynsbegäran.docx
@@ -251,7 +251,7 @@
     <w:r>
       <w:tab/>
       <w:tab/>
-      <w:t>2026-05-27</w:t>
+      <w:t>2026-05-28</w:t>
       <w:br/>
       <w:br/>
     </w:r>

--- a/tillsyn/A 57856-2025 tillsynsbegäran.docx
+++ b/tillsyn/A 57856-2025 tillsynsbegäran.docx
@@ -251,7 +251,7 @@
     <w:r>
       <w:tab/>
       <w:tab/>
-      <w:t>2026-05-28</w:t>
+      <w:t>2026-05-29</w:t>
       <w:br/>
       <w:br/>
     </w:r>

--- a/tillsyn/A 57856-2025 tillsynsbegäran.docx
+++ b/tillsyn/A 57856-2025 tillsynsbegäran.docx
@@ -251,7 +251,7 @@
     <w:r>
       <w:tab/>
       <w:tab/>
-      <w:t>2026-05-29</w:t>
+      <w:t>2026-05-30</w:t>
       <w:br/>
       <w:br/>
     </w:r>

--- a/tillsyn/A 57856-2025 tillsynsbegäran.docx
+++ b/tillsyn/A 57856-2025 tillsynsbegäran.docx
@@ -251,7 +251,7 @@
     <w:r>
       <w:tab/>
       <w:tab/>
-      <w:t>2026-05-30</w:t>
+      <w:t>2026-05-31</w:t>
       <w:br/>
       <w:br/>
     </w:r>

--- a/tillsyn/A 57856-2025 tillsynsbegäran.docx
+++ b/tillsyn/A 57856-2025 tillsynsbegäran.docx
@@ -251,7 +251,7 @@
     <w:r>
       <w:tab/>
       <w:tab/>
-      <w:t>2026-05-31</w:t>
+      <w:t>2026-06-01</w:t>
       <w:br/>
       <w:br/>
     </w:r>

--- a/tillsyn/A 57856-2025 tillsynsbegäran.docx
+++ b/tillsyn/A 57856-2025 tillsynsbegäran.docx
@@ -251,7 +251,7 @@
     <w:r>
       <w:tab/>
       <w:tab/>
-      <w:t>2026-06-01</w:t>
+      <w:t>2026-06-02</w:t>
       <w:br/>
       <w:br/>
     </w:r>

--- a/tillsyn/A 57856-2025 tillsynsbegäran.docx
+++ b/tillsyn/A 57856-2025 tillsynsbegäran.docx
@@ -251,7 +251,7 @@
     <w:r>
       <w:tab/>
       <w:tab/>
-      <w:t>2026-06-02</w:t>
+      <w:t>2026-06-03</w:t>
       <w:br/>
       <w:br/>
     </w:r>

--- a/tillsyn/A 57856-2025 tillsynsbegäran.docx
+++ b/tillsyn/A 57856-2025 tillsynsbegäran.docx
@@ -251,7 +251,7 @@
     <w:r>
       <w:tab/>
       <w:tab/>
-      <w:t>2026-06-03</w:t>
+      <w:t>2026-06-04</w:t>
       <w:br/>
       <w:br/>
     </w:r>

--- a/tillsyn/A 57856-2025 tillsynsbegäran.docx
+++ b/tillsyn/A 57856-2025 tillsynsbegäran.docx
@@ -251,7 +251,7 @@
     <w:r>
       <w:tab/>
       <w:tab/>
-      <w:t>2026-06-04</w:t>
+      <w:t>2026-06-05</w:t>
       <w:br/>
       <w:br/>
     </w:r>
